--- a/paper/icci2026_word/ICCI2026_paper_clean.docx
+++ b/paper/icci2026_word/ICCI2026_paper_clean.docx
@@ -13212,7 +13212,7 @@
         <w:pStyle w:val="BodyText"/>
       </w:pPr>
       <w:r>
-        <w:t xml:space="preserve">Generative AI tools (Claude, Anthropic) were used to assist in drafting and editing the text of this paper. The authors are responsible for the study design, the experiments and all reported results.</w:t>
+        <w:t xml:space="preserve">Generative AI tools were used to assist in drafting and editing the text of this paper. The authors are responsible for the study design, the experiments and all reported results.</w:t>
       </w:r>
     </w:p>
     <w:p>

--- a/paper/icci2026_word/ICCI2026_paper_clean.docx
+++ b/paper/icci2026_word/ICCI2026_paper_clean.docx
@@ -13078,7 +13078,7 @@
         <w:rPr>
           <w:b/>
         </w:rPr>
-        <w:t xml:space="preserve">Cross-dataset evaluation with PURE.</w:t>
+        <w:t xml:space="preserve">Cross-dataset evaluation with GitReq.</w:t>
       </w:r>
       <w:r>
         <w:t xml:space="preserve"> </w:t>
@@ -13105,94 +13105,94 @@
         <w:t xml:space="preserve">observed</w:t>
       </w:r>
       <w:r>
-        <w:t xml:space="preserve"> on one corpus pair, </w:t>
-      </w:r>
-      <w:r>
-        <w:t xml:space="preserve">the next step is </w:t>
-      </w:r>
-      <w:r>
-        <w:t xml:space="preserve">to annotate </w:t>
-      </w:r>
-      <w:r>
-        <w:t xml:space="preserve">a third</w:t>
-      </w:r>
-      <w:r>
-        <w:t xml:space="preserve"> source for the security task</w:t>
+        <w:t xml:space="preserve"> on one corpus pair,</w:t>
+      </w:r>
+      <w:r>
+        <w:t xml:space="preserve"> the next step is a third, independently annotated </w:t>
+      </w:r>
+      <w:r>
+        <w:t xml:space="preserve">corpus.</w:t>
+      </w:r>
+      <w:r>
+        <w:t xml:space="preserve"> </w:t>
+      </w:r>
+      <w:r>
+        <w:t xml:space="preserve">GitReq contains 6</w:t>
+      </w:r>
+      <w:r>
+        <w:t xml:space="preserve">,</w:t>
+      </w:r>
+      <w:r>
+        <w:t xml:space="preserve">302</w:t>
+      </w:r>
+      <w:r>
+        <w:t xml:space="preserve"> </w:t>
+      </w:r>
+      <w:r>
+        <w:t xml:space="preserve">expert-validated</w:t>
+      </w:r>
+      <w:r>
+        <w:t xml:space="preserve"> requirements </w:t>
+      </w:r>
+      <w:r>
+        <w:t xml:space="preserve">mined from 4,080 GitHub repositories</w:t>
+      </w:r>
+      <w:r>
+        <w:t xml:space="preserve"> [27]. It </w:t>
+      </w:r>
+      <w:r>
+        <w:t xml:space="preserve">includes functional requirements and seven quality categories that all occur in the PROMISE_exp taxonomy, security among them, so all three tasks could be evaluated across corpora on the shared labels. It </w:t>
+      </w:r>
+      <w:r>
+        <w:t xml:space="preserve">would </w:t>
+      </w:r>
+      <w:r>
+        <w:t xml:space="preserve">also</w:t>
+      </w:r>
+      <w:r>
+        <w:t xml:space="preserve"> allow the prevalence gap between training and test </w:t>
+      </w:r>
+      <w:r>
+        <w:t xml:space="preserve">corpora</w:t>
+      </w:r>
+      <w:r>
+        <w:t xml:space="preserve"> to be varied </w:t>
+      </w:r>
+      <w:r>
+        <w:t xml:space="preserve">systematically</w:t>
       </w:r>
       <w:r>
         <w:t xml:space="preserve">, </w:t>
       </w:r>
       <w:r>
-        <w:t xml:space="preserve">such</w:t>
-      </w:r>
-      <w:r>
-        <w:t xml:space="preserve"> </w:t>
-      </w:r>
-      <w:r>
-        <w:t xml:space="preserve">as</w:t>
-      </w:r>
-      <w:r>
-        <w:t xml:space="preserve"> PURE, a public collection of complete requirements documents [27]. </w:t>
-      </w:r>
-      <w:r>
-        <w:t xml:space="preserve">This</w:t>
-      </w:r>
-      <w:r>
-        <w:t xml:space="preserve"> would </w:t>
-      </w:r>
-      <w:r>
-        <w:t xml:space="preserve">provide</w:t>
-      </w:r>
-      <w:r>
-        <w:t xml:space="preserve"> </w:t>
-      </w:r>
-      <w:r>
-        <w:t xml:space="preserve">several</w:t>
-      </w:r>
-      <w:r>
-        <w:t xml:space="preserve"> cross-dataset </w:t>
-      </w:r>
-      <w:r>
-        <w:t xml:space="preserve">comparisons</w:t>
-      </w:r>
-      <w:r>
-        <w:t xml:space="preserve"> </w:t>
-      </w:r>
-      <w:r>
-        <w:t xml:space="preserve">instead</w:t>
-      </w:r>
-      <w:r>
-        <w:t xml:space="preserve"> </w:t>
-      </w:r>
-      <w:r>
-        <w:t xml:space="preserve">of one</w:t>
-      </w:r>
-      <w:r>
-        <w:t xml:space="preserve">, allow the prevalence gap between training and test </w:t>
-      </w:r>
-      <w:r>
-        <w:t xml:space="preserve">corpora</w:t>
-      </w:r>
-      <w:r>
-        <w:t xml:space="preserve"> to be varied </w:t>
-      </w:r>
-      <w:r>
-        <w:t xml:space="preserve">systematically</w:t>
-      </w:r>
-      <w:r>
-        <w:t xml:space="preserve">, and </w:t>
-      </w:r>
-      <w:r>
-        <w:t xml:space="preserve">add</w:t>
-      </w:r>
-      <w:r>
-        <w:t xml:space="preserve"> a corpus</w:t>
-      </w:r>
-      <w:r>
-        <w:t xml:space="preserve"> that is</w:t>
-      </w:r>
-      <w:r>
-        <w:t xml:space="preserve"> less likely to have been seen during pre-training.</w:t>
+        <w:t xml:space="preserve">on</w:t>
+      </w:r>
+      <w:r>
+        <w:t xml:space="preserve"> a </w:t>
+      </w:r>
+      <w:r>
+        <w:t xml:space="preserve">different</w:t>
+      </w:r>
+      <w:r>
+        <w:t xml:space="preserve"> </w:t>
+      </w:r>
+      <w:r>
+        <w:t xml:space="preserve">kind</w:t>
+      </w:r>
+      <w:r>
+        <w:t xml:space="preserve"> </w:t>
+      </w:r>
+      <w:r>
+        <w:t xml:space="preserve">of</w:t>
+      </w:r>
+      <w:r>
+        <w:t xml:space="preserve"> </w:t>
+      </w:r>
+      <w:r>
+        <w:t xml:space="preserve">text</w:t>
+      </w:r>
+      <w:r>
+        <w:t xml:space="preserve">.</w:t>
       </w:r>
     </w:p>
     <w:p>
@@ -13442,7 +13442,91 @@
         <w:pStyle w:val="references"/>
       </w:pPr>
       <w:r>
-        <w:t>A. Ferrari, G. O. Spagnolo, and S. Gnesi, “PURE: A dataset of public requirements documents,” in Proc. IEEE RE, 2017, pp. 502–505.</w:t>
+        <w:t xml:space="preserve">F</w:t>
+      </w:r>
+      <w:r>
+        <w:t xml:space="preserve">. </w:t>
+      </w:r>
+      <w:r>
+        <w:t xml:space="preserve">Kamal</w:t>
+      </w:r>
+      <w:r>
+        <w:t xml:space="preserve">, </w:t>
+      </w:r>
+      <w:r>
+        <w:t xml:space="preserve">M</w:t>
+      </w:r>
+      <w:r>
+        <w:t xml:space="preserve">. </w:t>
+      </w:r>
+      <w:r>
+        <w:t xml:space="preserve">H</w:t>
+      </w:r>
+      <w:r>
+        <w:t xml:space="preserve">. </w:t>
+      </w:r>
+      <w:r>
+        <w:t xml:space="preserve">Kabir</w:t>
+      </w:r>
+      <w:r>
+        <w:t xml:space="preserve">, and </w:t>
+      </w:r>
+      <w:r>
+        <w:t xml:space="preserve">M</w:t>
+      </w:r>
+      <w:r>
+        <w:t xml:space="preserve">. </w:t>
+      </w:r>
+      <w:r>
+        <w:t xml:space="preserve">R. Islam</w:t>
+      </w:r>
+      <w:r>
+        <w:t xml:space="preserve">, “</w:t>
+      </w:r>
+      <w:r>
+        <w:t xml:space="preserve">GitReq</w:t>
+      </w:r>
+      <w:r>
+        <w:t xml:space="preserve">: A </w:t>
+      </w:r>
+      <w:r>
+        <w:t xml:space="preserve">gold standard </w:t>
+      </w:r>
+      <w:r>
+        <w:t xml:space="preserve">dataset </w:t>
+      </w:r>
+      <w:r>
+        <w:t xml:space="preserve">for</w:t>
+      </w:r>
+      <w:r>
+        <w:t xml:space="preserve"> </w:t>
+      </w:r>
+      <w:r>
+        <w:t xml:space="preserve">software quality</w:t>
+      </w:r>
+      <w:r>
+        <w:t xml:space="preserve"> requirements</w:t>
+      </w:r>
+      <w:r>
+        <w:t xml:space="preserve">,” </w:t>
+      </w:r>
+      <w:r>
+        <w:t xml:space="preserve">arXiv:2606</w:t>
+      </w:r>
+      <w:r>
+        <w:t xml:space="preserve">.</w:t>
+      </w:r>
+      <w:r>
+        <w:t xml:space="preserve">21810</w:t>
+      </w:r>
+      <w:r>
+        <w:t xml:space="preserve">, </w:t>
+      </w:r>
+      <w:r>
+        <w:t xml:space="preserve">2026</w:t>
+      </w:r>
+      <w:r>
+        <w:t xml:space="preserve">.</w:t>
       </w:r>
     </w:p>
     <w:sectPr>

--- a/paper/icci2026_word/ICCI2026_paper_clean.docx
+++ b/paper/icci2026_word/ICCI2026_paper_clean.docx
@@ -13193,26 +13193,6 @@
       </w:r>
       <w:r>
         <w:t xml:space="preserve">.</w:t>
-      </w:r>
-    </w:p>
-    <w:p>
-      <w:pPr>
-        <w:pStyle w:val="Heading1"/>
-        <w:numPr>
-          <w:ilvl w:val="0"/>
-          <w:numId w:val="0"/>
-        </w:numPr>
-      </w:pPr>
-      <w:r>
-        <w:t xml:space="preserve">Acknowledgment</w:t>
-      </w:r>
-    </w:p>
-    <w:p>
-      <w:pPr>
-        <w:pStyle w:val="BodyText"/>
-      </w:pPr>
-      <w:r>
-        <w:t xml:space="preserve">Generative AI tools were used to assist in drafting and editing the text of this paper. The authors are responsible for the study design, the experiments and all reported results.</w:t>
       </w:r>
     </w:p>
     <w:p>

--- a/paper/icci2026_word/ICCI2026_paper_clean.docx
+++ b/paper/icci2026_word/ICCI2026_paper_clean.docx
@@ -4871,10 +4871,25 @@
         <w:t xml:space="preserve">,</w:t>
       </w:r>
       <w:r>
-        <w:t xml:space="preserve"> </w:t>
-      </w:r>
-      <w:r>
-        <w:t xml:space="preserve">at the in-domain and cross-dataset levels. Six instruction-tuned open models are run locally: Gemma-2-2B, SmolLM3-3B, Qwen2.5-3B, Phi-4-mini, Qwen2.5-7B and Llama-3.1-8B, </w:t>
+        <w:t xml:space="preserve"> in-domain </w:t>
+      </w:r>
+      <w:r>
+        <w:t xml:space="preserve">on PROMISE_exp </w:t>
+      </w:r>
+      <w:r>
+        <w:t xml:space="preserve">and</w:t>
+      </w:r>
+      <w:r>
+        <w:t xml:space="preserve"> at the</w:t>
+      </w:r>
+      <w:r>
+        <w:t xml:space="preserve"> cross-dataset </w:t>
+      </w:r>
+      <w:r>
+        <w:t xml:space="preserve">level</w:t>
+      </w:r>
+      <w:r>
+        <w:t xml:space="preserve">. Six instruction-tuned open models are run locally: Gemma-2-2B, SmolLM3-3B, Qwen2.5-3B, Phi-4-mini, Qwen2.5-7B and Llama-3.1-8B, </w:t>
       </w:r>
       <w:r>
         <w:t xml:space="preserve">with</w:t>
@@ -7420,7 +7435,25 @@
         <w:t xml:space="preserve">only </w:t>
       </w:r>
       <w:r>
-        <w:t xml:space="preserve">in-domain and cross-dataset </w:t>
+        <w:t xml:space="preserve">in-domain </w:t>
+      </w:r>
+      <w:r>
+        <w:t xml:space="preserve">on PROMISE_exp </w:t>
+      </w:r>
+      <w:r>
+        <w:t xml:space="preserve">and</w:t>
+      </w:r>
+      <w:r>
+        <w:t xml:space="preserve"> at the</w:t>
+      </w:r>
+      <w:r>
+        <w:t xml:space="preserve"> cross-dataset </w:t>
+      </w:r>
+      <w:r>
+        <w:t xml:space="preserve">level</w:t>
+      </w:r>
+      <w:r>
+        <w:t xml:space="preserve"> </w:t>
       </w:r>
       <w:r>
         <w:t xml:space="preserve">(hence</w:t>
